--- a/public/materialy/1L/2/_ucitel/Řešení - Digitální gramotnost.docx
+++ b/public/materialy/1L/2/_ucitel/Řešení - Digitální gramotnost.docx
@@ -783,7 +783,7 @@
         <w:t xml:space="preserve">Spotify: </w:t>
       </w:r>
       <w:r>
-        <w:t>aplikační — freeware se základem zdarma a placeným předplatným (Premium).</w:t>
+        <w:t>aplikační — předplatné (Premium); základní verze je zdarma, uznávejte obojí.</w:t>
       </w:r>
     </w:p>
     <w:p>

--- a/public/materialy/1L/2/_ucitel/Řešení - Digitální gramotnost.docx
+++ b/public/materialy/1L/2/_ucitel/Řešení - Digitální gramotnost.docx
@@ -783,7 +783,7 @@
         <w:t xml:space="preserve">Spotify: </w:t>
       </w:r>
       <w:r>
-        <w:t>aplikační — předplatné (Premium); základní verze je zdarma, uznávejte obojí.</w:t>
+        <w:t>aplikační — předplatné (Premium); základní verze je zdarma, uznávej obojí.</w:t>
       </w:r>
     </w:p>
     <w:p>

--- a/public/materialy/1L/2/_ucitel/Řešení - Digitální gramotnost.docx
+++ b/public/materialy/1L/2/_ucitel/Řešení - Digitální gramotnost.docx
@@ -272,7 +272,7 @@
         <w:t xml:space="preserve">E-mail A: </w:t>
       </w:r>
       <w:r>
-        <w:t>cizí doména a překlep v adrese („ceska-posta-dorucenii.xyz“).</w:t>
+        <w:t>cizí doména a překlep v adrese („ceska-posta-dorucenii.example“ – pošta má poštovní doménu a „dorucenii“ je s překlepem).</w:t>
       </w:r>
     </w:p>
     <w:p>
@@ -280,7 +280,7 @@
         <w:pStyle w:val="ListBullet"/>
       </w:pPr>
       <w:r>
-        <w:t>časový nátlak („do 24 hodin, jinak zničena“), odkaz na cizí web (posta-platba.xyz), žádost o platbu, naléhavost a vykřičníky.</w:t>
+        <w:t>časový nátlak („do 24 hodin, jinak zničena“), odkaz na cizí web (posta-platba.example), žádost o platbu, naléhavost a vykřičníky.</w:t>
       </w:r>
     </w:p>
     <w:p>
@@ -294,7 +294,7 @@
         <w:t xml:space="preserve">E-mail C: </w:t>
       </w:r>
       <w:r>
-        <w:t>falešná doména („micros0ft“ s nulou, -team.com).</w:t>
+        <w:t>falešná doména („micros0ft“ s nulou, micros0ft-team.example).</w:t>
       </w:r>
     </w:p>
     <w:p>
@@ -302,7 +302,7 @@
         <w:pStyle w:val="ListBullet"/>
       </w:pPr>
       <w:r>
-        <w:t>časový nátlak („do 12 hodin zablokujeme“), žádost o ověření/zadání hesla, zkrácený odkaz bit.ly skrývající skutečný cíl.</w:t>
+        <w:t>časový nátlak („do 12 hodin zablokujeme“), žádost o ověření/zadání hesla, odkaz vedoucí na overeni-uctu.example místo na doménu Microsoftu.</w:t>
       </w:r>
     </w:p>
     <w:p>
@@ -923,7 +923,7 @@
         <w:rPr>
           <w:b/>
         </w:rPr>
-        <w:t>Z jakých tří částí se může skládat příkaz? Ukaž na dir /w Dokumenty.</w:t>
+        <w:t>Z jakých tří částí se může skládat příkaz? Ukaž na dir /w Documents.</w:t>
       </w:r>
     </w:p>
     <w:p>
@@ -934,7 +934,7 @@
         <w:rPr>
           <w:color w:val="52525B"/>
         </w:rPr>
-        <w:t>→ Příkaz (dir — co udělat), přepínač (/w — jak, zde výpis do šířky) a argument (Dokumenty — s čím / čeho se to týká). Přepínač i argument jsou nepovinné.</w:t>
+        <w:t>→ Příkaz (dir — co udělat), přepínač (/w — jak, zde výpis do šířky) a argument (Documents — s čím / čeho se to týká). Přepínač i argument jsou nepovinné.</w:t>
       </w:r>
     </w:p>
     <w:p>

--- a/public/materialy/1L/2/_ucitel/Řešení - Digitální gramotnost.docx
+++ b/public/materialy/1L/2/_ucitel/Řešení - Digitální gramotnost.docx
@@ -18,7 +18,7 @@
           <w:color w:val="52525B"/>
           <w:sz w:val="22"/>
         </w:rPr>
-        <w:t>Úvod do informatiky a digitální gramotnost • 1. ročník SPŠ • učitelský klíč ke kontrolním úlohám</w:t>
+        <w:t>Úvod do informatiky a digitální gramotnost • 1. ročník SPŠ • učitelský klíč ke kontrolním úlohám</w:t>
       </w:r>
     </w:p>
     <w:p>
@@ -29,7 +29,7 @@
         <w:rPr>
           <w:color w:val="52525B"/>
         </w:rPr>
-        <w:t>Klíč k uzavřeným úlohám a kontrolním otázkám všech šesti pracovních listů. U úloh s jednou správnou odpovědí je řešení uvedeno napevno; u otevřených otázek jde o vzorovou odpověď — uznávej i jiné správně zdůvodněné formulace. Praktické úkoly na počítači (snímky obrazovky, struktura složek, schéma sítě, mise v cmd) se hodnotí podle kritérií v pracovním listu a rubriky v plánu hodiny.</w:t>
+        <w:t>Klíč k uzavřeným úlohám a kontrolním otázkám všech šesti pracovních listů. U úloh s jednou správnou odpovědí je řešení uvedeno napevno; u otevřených otázek jde o vzorovou odpověď — uznávej i jiné správně zdůvodněné formulace. Praktické úkoly na počítači (snímky obrazovky, struktura složek, schéma sítě, mise v cmd) se hodnotí podle kritérií v pracovním listu a rubriky v plánu hodiny.</w:t>
       </w:r>
     </w:p>
     <w:p>
@@ -64,7 +64,7 @@
         <w:rPr>
           <w:b/>
         </w:rPr>
-        <w:t>K čemu slouží operační systém?</w:t>
+        <w:t>K čemu slouží operační systém?</w:t>
       </w:r>
     </w:p>
     <w:p>
@@ -75,7 +75,7 @@
         <w:rPr>
           <w:color w:val="52525B"/>
         </w:rPr>
-        <w:t>→ Řídí hardware počítače (procesor, paměť, disk), spouští aplikace a umožňuje uživateli s počítačem pracovat. Bez OS je počítač nepoužitelný.</w:t>
+        <w:t>→ Řídí hardware počítače (procesor, paměť, disk), spouští aplikace a umožňuje uživateli s počítačem pracovat. Bez OS je počítač nepoužitelný.</w:t>
       </w:r>
     </w:p>
     <w:p>
@@ -86,7 +86,7 @@
         <w:rPr>
           <w:b/>
         </w:rPr>
-        <w:t>Jmenuj dva operační systémy pro počítač a dva pro telefon.</w:t>
+        <w:t>Jmenuj dva operační systémy pro počítač a dva pro telefon.</w:t>
       </w:r>
     </w:p>
     <w:p>
@@ -119,7 +119,7 @@
         <w:rPr>
           <w:color w:val="52525B"/>
         </w:rPr>
-        <w:t>→ Win+Shift+S (výřez obrazovky). Uznej i PrtScn / Win+PrtScn (celá obrazovka).</w:t>
+        <w:t>→ Win+Shift+S (výřez obrazovky). Uznej i PrtScn / Win+PrtScn (celá obrazovka).</w:t>
       </w:r>
     </w:p>
     <w:p>
@@ -132,7 +132,7 @@
           <w:color w:val="0B9273"/>
           <w:sz w:val="30"/>
         </w:rPr>
-        <w:t>Lekce 2 — Soubory a cloud</w:t>
+        <w:t>Lekce 2 — Soubory a cloud</w:t>
       </w:r>
     </w:p>
     <w:p>
@@ -154,7 +154,7 @@
         <w:rPr>
           <w:b/>
         </w:rPr>
-        <w:t>Jaký je rozdíl mezi kopírováním a přesunutím souboru?</w:t>
+        <w:t>Jaký je rozdíl mezi kopírováním a přesunutím souboru?</w:t>
       </w:r>
     </w:p>
     <w:p>
@@ -165,7 +165,7 @@
         <w:rPr>
           <w:color w:val="52525B"/>
         </w:rPr>
-        <w:t>→ Kopírování (Ctrl+C): originál zůstane a vznikne kopie — soubor je pak na dvou místech. Přesunutí (Ctrl+X): soubor se přemístí, na původním místě už není.</w:t>
+        <w:t>→ Kopírování (Ctrl+C): originál zůstane a vznikne kopie — soubor je pak na dvou místech. Přesunutí (Ctrl+X): soubor se přemístí, na původním místě už není.</w:t>
       </w:r>
     </w:p>
     <w:p>
@@ -176,7 +176,7 @@
         <w:rPr>
           <w:b/>
         </w:rPr>
-        <w:t>Co poznáš z přípony souboru? Uveď dva příklady.</w:t>
+        <w:t>Co poznáš z přípony souboru? Uveď dva příklady.</w:t>
       </w:r>
     </w:p>
     <w:p>
@@ -187,7 +187,7 @@
         <w:rPr>
           <w:color w:val="52525B"/>
         </w:rPr>
-        <w:t>→ Typ souboru a program, kterým se otevře. Např. .docx = Word, .xlsx = Excel, .jpg = obrázek, .pdf = dokument ke čtení, .exe = spustitelný program.</w:t>
+        <w:t>→ Typ souboru a program, kterým se otevře. Např. .docx = Word, .xlsx = Excel, .jpg = obrázek, .pdf = dokument ke čtení, .exe = spustitelný program.</w:t>
       </w:r>
     </w:p>
     <w:p>
@@ -198,7 +198,7 @@
         <w:rPr>
           <w:b/>
         </w:rPr>
-        <w:t>Jedna výhoda a jedno riziko cloudového úložiště.</w:t>
+        <w:t>Jedna výhoda a jedno riziko cloudového úložiště.</w:t>
       </w:r>
     </w:p>
     <w:p>
@@ -209,7 +209,7 @@
         <w:rPr>
           <w:color w:val="52525B"/>
         </w:rPr>
-        <w:t>→ Výhoda: soubory máš dostupné odkudkoli a neztratíš je při poruše disku (záloha). Riziko: bez internetu se k nim nedostaneš a je nutné chránit účet (únik hesla = únik souborů).</w:t>
+        <w:t>→ Výhoda: soubory máš dostupné odkudkoli a neztratíš je při poruše disku (záloha). Riziko: bez internetu se k nim nedostaneš a je nutné chránit účet (únik hesla = únik souborů).</w:t>
       </w:r>
     </w:p>
     <w:p>
@@ -247,7 +247,7 @@
         <w:t>B</w:t>
       </w:r>
       <w:r>
-        <w:t xml:space="preserve"> (školní knihovna) — odesílatel z domény školy, věcný obsah bez nátlaku, žádný podezřelý odkaz, podpis konkrétní osoby.</w:t>
+        <w:t xml:space="preserve"> (školní knihovna) — odesílatel z domény školy, věcný obsah bez nátlaku, žádný podezřelý odkaz, podpis konkrétní osoby.</w:t>
       </w:r>
     </w:p>
     <w:p>
@@ -272,7 +272,7 @@
         <w:t xml:space="preserve">E-mail A: </w:t>
       </w:r>
       <w:r>
-        <w:t>cizí doména a překlep v adrese („ceska-posta-dorucenii.example“ – pošta má poštovní doménu a „dorucenii“ je s překlepem).</w:t>
+        <w:t>cizí doména a překlep v adrese („ceska-posta-dorucenii.example“ – pošta má poštovní doménu a „dorucenii“ je s překlepem).</w:t>
       </w:r>
     </w:p>
     <w:p>
@@ -280,7 +280,7 @@
         <w:pStyle w:val="ListBullet"/>
       </w:pPr>
       <w:r>
-        <w:t>časový nátlak („do 24 hodin, jinak zničena“), odkaz na cizí web (posta-platba.example), žádost o platbu, naléhavost a vykřičníky.</w:t>
+        <w:t>časový nátlak („do 24 hodin, jinak zničena“), odkaz na cizí web (posta-platba.example), žádost o platbu, naléhavost a vykřičníky.</w:t>
       </w:r>
     </w:p>
     <w:p>
@@ -294,7 +294,7 @@
         <w:t xml:space="preserve">E-mail C: </w:t>
       </w:r>
       <w:r>
-        <w:t>falešná doména („micros0ft“ s nulou, micros0ft-team.example).</w:t>
+        <w:t>falešná doména („micros0ft“ s nulou, micros0ft-team.example).</w:t>
       </w:r>
     </w:p>
     <w:p>
@@ -302,7 +302,7 @@
         <w:pStyle w:val="ListBullet"/>
       </w:pPr>
       <w:r>
-        <w:t>časový nátlak („do 12 hodin zablokujeme“), žádost o ověření/zadání hesla, odkaz vedoucí na overeni-uctu.example místo na doménu Microsoftu.</w:t>
+        <w:t>časový nátlak („do 12 hodin zablokujeme“), žádost o ověření/zadání hesla, odkaz vedoucí na overeni-uctu.example místo na doménu Microsoftu.</w:t>
       </w:r>
     </w:p>
     <w:p>
@@ -388,7 +388,7 @@
         <w:rPr>
           <w:i/>
         </w:rPr>
-        <w:t>Rozhodující je heslová fráze na 4. místě — jediné jednoznačně silné heslo (dlouhé a pestré). První tři jsou všechna slabá. Pořadí 2 vs. 3 je záměrně na diskuzi: „honza2010“ má 9 znaků, ale jen malá písmena a číslice; „H0nz@!“ má více znakových sad, ale jen 6 znaků. Podle moderního přístupu (délka je důležitější než pestrost) je to hraniční — uznej i opačné pořadí 2↔3, pokud ho žák zdůvodní délkou. Zvaž náhradu „H0nz@!“ za jednoznačně střední heslo, chceš-li mít pořadí bez debat.</w:t>
+        <w:t>Rozhodující je heslová fráze na 4. místě — jediné jednoznačně silné heslo (dlouhé a pestré). První tři jsou všechna slabá. Pořadí 2 vs. 3 je záměrně na diskuzi: „honza2010“ má 9 znaků, ale jen malá písmena a číslice; „H0nz@!“ má více znakových sad, ale jen 6 znaků. Podle moderního přístupu (délka je důležitější než pestrost) je to hraniční — uznej i opačné pořadí 2↔3, pokud ho žák zdůvodní délkou. Zvaž náhradu „H0nz@!“ za jednoznačně střední heslo, chceš-li mít pořadí bez debat.</w:t>
       </w:r>
     </w:p>
     <w:p>
@@ -410,7 +410,7 @@
         <w:rPr>
           <w:b/>
         </w:rPr>
-        <w:t>Co udělá pozorný člověk s odkazem v e-mailu, než na něj klikne?</w:t>
+        <w:t>Co udělá pozorný člověk s odkazem v e-mailu, než na něj klikne?</w:t>
       </w:r>
     </w:p>
     <w:p>
@@ -421,7 +421,7 @@
         <w:rPr>
           <w:color w:val="52525B"/>
         </w:rPr>
-        <w:t>→ Najede na odkaz myší (bez kliknutí) a zkontroluje, kam skutečně vede — celou adresu i doménu; ověří i odesílatele. Když něco nesedí, neklikne.</w:t>
+        <w:t>→ Najede na odkaz myší (bez kliknutí) a zkontroluje, kam skutečně vede — celou adresu i doménu; ověří i odesílatele. Když něco nesedí, neklikne.</w:t>
       </w:r>
     </w:p>
     <w:p>
@@ -443,7 +443,7 @@
         <w:rPr>
           <w:color w:val="52525B"/>
         </w:rPr>
-        <w:t>→ Když unikne (nebo je prolomeno) u jedné služby, útočník se s ním dostane do všech ostatních účtů. Každá služba má mít jiné heslo.</w:t>
+        <w:t>→ Když unikne (nebo je prolomeno) u jedné služby, útočník se s ním dostane do všech ostatních účtů. Každá služba má mít jiné heslo.</w:t>
       </w:r>
     </w:p>
     <w:p>
@@ -465,7 +465,7 @@
         <w:rPr>
           <w:color w:val="52525B"/>
         </w:rPr>
-        <w:t>→ Samotné heslo k přihlášení nestačí — je potřeba ještě druhý faktor (kód nebo potvrzení v mobilu), který útočník nemá, takže se nepřihlásí.</w:t>
+        <w:t>→ Samotné heslo k přihlášení nestačí — je potřeba ještě druhý faktor (kód nebo potvrzení v mobilu), který útočník nemá, takže se nepřihlásí.</w:t>
       </w:r>
     </w:p>
     <w:p>
@@ -503,7 +503,7 @@
         <w:t xml:space="preserve">1 — </w:t>
       </w:r>
       <w:r>
-        <w:t>Napíšu adresu a stisknu Enter.</w:t>
+        <w:t>Napíšu adresu a stisknu Enter.</w:t>
       </w:r>
     </w:p>
     <w:p>
@@ -531,7 +531,7 @@
         <w:t xml:space="preserve">3 — </w:t>
       </w:r>
       <w:r>
-        <w:t>Žádost putuje přes router k serveru.</w:t>
+        <w:t>Žádost putuje přes router k serveru.</w:t>
       </w:r>
     </w:p>
     <w:p>
@@ -581,7 +581,7 @@
         <w:rPr>
           <w:b/>
         </w:rPr>
-        <w:t>K čemu slouží DNS? Použij přirovnání.</w:t>
+        <w:t>K čemu slouží DNS? Použij přirovnání.</w:t>
       </w:r>
     </w:p>
     <w:p>
@@ -603,7 +603,7 @@
         <w:rPr>
           <w:b/>
         </w:rPr>
-        <w:t>Jaký je rozdíl mezi klientem a serverem?</w:t>
+        <w:t>Jaký je rozdíl mezi klientem a serverem?</w:t>
       </w:r>
     </w:p>
     <w:p>
@@ -614,7 +614,7 @@
         <w:rPr>
           <w:color w:val="52525B"/>
         </w:rPr>
-        <w:t>→ Klient o službu žádá (tvůj počítač, mobil). Server žádosti vyřizuje a poskytuje data — např. na něm „bydlí“ webová stránka.</w:t>
+        <w:t>→ Klient o službu žádá (tvůj počítač, mobil). Server žádosti vyřizuje a poskytuje data — např. na něm „bydlí“ webová stránka.</w:t>
       </w:r>
     </w:p>
     <w:p>
@@ -625,7 +625,7 @@
         <w:rPr>
           <w:b/>
         </w:rPr>
-        <w:t>Proč má každé zařízení v síti IP adresu?</w:t>
+        <w:t>Proč má každé zařízení v síti IP adresu?</w:t>
       </w:r>
     </w:p>
     <w:p>
@@ -636,7 +636,7 @@
         <w:rPr>
           <w:color w:val="52525B"/>
         </w:rPr>
-        <w:t>→ Aby data věděla, kam mají dorazit a odkud přišla — jako adresa domu. Bez ní by se data v síti neměla kam doručit.</w:t>
+        <w:t>→ Aby data věděla, kam mají dorazit a odkud přišla — jako adresa domu. Bez ní by se data v síti neměla kam doručit.</w:t>
       </w:r>
     </w:p>
     <w:p>
@@ -649,7 +649,7 @@
           <w:color w:val="0B9273"/>
           <w:sz w:val="30"/>
         </w:rPr>
-        <w:t>Lekce 5 — Software a licence</w:t>
+        <w:t>Lekce 5 — Software a licence</w:t>
       </w:r>
     </w:p>
     <w:p>
@@ -699,7 +699,7 @@
         <w:rPr>
           <w:b/>
         </w:rPr>
-        <w:t xml:space="preserve">GIMP (zdarma, s otevřeným kódem) je: </w:t>
+        <w:t xml:space="preserve">GIMP (zdarma, s otevřeným kódem) je: </w:t>
       </w:r>
       <w:r>
         <w:t>open source</w:t>
@@ -713,7 +713,7 @@
         <w:rPr>
           <w:b/>
         </w:rPr>
-        <w:t xml:space="preserve">Fotka z internetu bez uvedené licence: </w:t>
+        <w:t xml:space="preserve">Fotka z internetu bez uvedené licence: </w:t>
       </w:r>
       <w:r>
         <w:t>je chráněná autorským právem</w:t>
@@ -833,7 +833,7 @@
         <w:rPr>
           <w:b/>
         </w:rPr>
-        <w:t>Jaký je rozdíl mezi freewarem a open source?</w:t>
+        <w:t>Jaký je rozdíl mezi freewarem a open source?</w:t>
       </w:r>
     </w:p>
     <w:p>
@@ -844,7 +844,7 @@
         <w:rPr>
           <w:color w:val="52525B"/>
         </w:rPr>
-        <w:t>→ Oba jsou zdarma. Freeware nemá dostupný zdrojový kód — smíš ho jen používat, ne upravovat. Open source má zdrojový kód dostupný — smíš ho studovat i upravovat.</w:t>
+        <w:t>→ Oba jsou zdarma. Freeware nemá dostupný zdrojový kód — smíš ho jen používat, ne upravovat. Open source má zdrojový kód dostupný — smíš ho studovat i upravovat.</w:t>
       </w:r>
     </w:p>
     <w:p>
@@ -855,7 +855,7 @@
         <w:rPr>
           <w:b/>
         </w:rPr>
-        <w:t>Proč nesmíš do referátu vložit první obrázek z vyhledávače?</w:t>
+        <w:t>Proč nesmíš do referátu vložit první obrázek z vyhledávače?</w:t>
       </w:r>
     </w:p>
     <w:p>
@@ -866,7 +866,7 @@
         <w:rPr>
           <w:color w:val="52525B"/>
         </w:rPr>
-        <w:t>→ Je chráněný autorským právem. Bez souhlasu / vhodné licence a bez uvedení autora ho použít nesmíš, i když je snadno dostupný.</w:t>
+        <w:t>→ Je chráněný autorským právem. Bez souhlasu / vhodné licence a bez uvedení autora ho použít nesmíš, i když je snadno dostupný.</w:t>
       </w:r>
     </w:p>
     <w:p>
@@ -888,7 +888,7 @@
         <w:rPr>
           <w:color w:val="52525B"/>
         </w:rPr>
-        <w:t>→ Autora, zdroj (název webu), licenci a odkaz na originál.</w:t>
+        <w:t>→ Autora, zdroj (název webu), licenci a odkaz na originál.</w:t>
       </w:r>
     </w:p>
     <w:p>
@@ -923,7 +923,7 @@
         <w:rPr>
           <w:b/>
         </w:rPr>
-        <w:t>Z jakých tří částí se může skládat příkaz? Ukaž na dir /w Documents.</w:t>
+        <w:t>Z jakých tří částí se může skládat příkaz? Ukaž na dir /w Documents.</w:t>
       </w:r>
     </w:p>
     <w:p>
@@ -934,7 +934,7 @@
         <w:rPr>
           <w:color w:val="52525B"/>
         </w:rPr>
-        <w:t>→ Příkaz (dir — co udělat), přepínač (/w — jak, zde výpis do šířky) a argument (Documents — s čím / čeho se to týká). Přepínač i argument jsou nepovinné.</w:t>
+        <w:t>→ Příkaz (dir — co udělat), přepínač (/w — jak, zde výpis do šířky) a argument (Documents — s čím / čeho se to týká). Přepínač i argument jsou nepovinné.</w:t>
       </w:r>
     </w:p>
     <w:p>
@@ -967,7 +967,7 @@
         <w:rPr>
           <w:b/>
         </w:rPr>
-        <w:t>Čím se liší smazání souboru příkazem del od smazání v Průzkumníku?</w:t>
+        <w:t>Čím se liší smazání souboru příkazem del od smazání v Průzkumníku?</w:t>
       </w:r>
     </w:p>
     <w:p>
@@ -978,7 +978,7 @@
         <w:rPr>
           <w:color w:val="52525B"/>
         </w:rPr>
-        <w:t>→ del smaže soubor rovnou (natrvalo) — neputuje do Koše a nejde snadno vrátit. Smazání v Průzkumníku dá soubor do Koše, odkud jde obnovit.</w:t>
+        <w:t>→ del smaže soubor rovnou (natrvalo) — neputuje do Koše a nejde snadno vrátit. Smazání v Průzkumníku dá soubor do Koše, odkud jde obnovit.</w:t>
       </w:r>
     </w:p>
     <w:p>
@@ -991,7 +991,7 @@
           <w:color w:val="0B9273"/>
           <w:sz w:val="30"/>
         </w:rPr>
-        <w:t>Poznámky k pracovním listům</w:t>
+        <w:t>Poznámky k pracovním listům</w:t>
       </w:r>
     </w:p>
     <w:p>
